--- a/Fase 2/Evidencias Grupales/09_Epicas_Historias_Usuario_CitaJusta.docx
+++ b/Fase 2/Evidencias Grupales/09_Epicas_Historias_Usuario_CitaJusta.docx
@@ -254,24 +254,8 @@
             <w:vAlign w:val="center"/>
           </w:tcPr>
           <w:p>
-            <w:pPr>
-              <w:rPr>
-                <w:rFonts w:ascii="Arial" w:cs="Arial" w:eastAsia="Arial" w:hAnsi="Arial"/>
-              </w:rPr>
-            </w:pPr>
-            <w:r>
-              <w:rPr>
-                <w:rFonts w:ascii="Arial" w:cs="Arial" w:eastAsia="Arial" w:hAnsi="Arial"/>
-                <w:sz w:val="18"/>
-                <w:szCs w:val="18"/>
-                <w:rtl w:val="0"/>
-              </w:rPr>
-              <w:t xml:space="preserve">1.0 — consolidación para primera evaluación</w:t>
-            </w:r>
-            <w:r>
-              <w:rPr>
-                <w:rtl w:val="0"/>
-              </w:rPr>
+            <w:r>
+              <w:t>1.2 — actualización de avance</w:t>
             </w:r>
           </w:p>
         </w:tc>
@@ -315,24 +299,8 @@
             <w:vAlign w:val="center"/>
           </w:tcPr>
           <w:p>
-            <w:pPr>
-              <w:rPr>
-                <w:rFonts w:ascii="Arial" w:cs="Arial" w:eastAsia="Arial" w:hAnsi="Arial"/>
-              </w:rPr>
-            </w:pPr>
-            <w:r>
-              <w:rPr>
-                <w:rFonts w:ascii="Arial" w:cs="Arial" w:eastAsia="Arial" w:hAnsi="Arial"/>
-                <w:sz w:val="18"/>
-                <w:szCs w:val="18"/>
-                <w:rtl w:val="0"/>
-              </w:rPr>
-              <w:t xml:space="preserve">04-09-2026</w:t>
-            </w:r>
-            <w:r>
-              <w:rPr>
-                <w:rtl w:val="0"/>
-              </w:rPr>
+            <w:r>
+              <w:t>21-09-2026</w:t>
             </w:r>
           </w:p>
         </w:tc>
@@ -376,24 +344,8 @@
             <w:vAlign w:val="center"/>
           </w:tcPr>
           <w:p>
-            <w:pPr>
-              <w:rPr>
-                <w:rFonts w:ascii="Arial" w:cs="Arial" w:eastAsia="Arial" w:hAnsi="Arial"/>
-              </w:rPr>
-            </w:pPr>
-            <w:r>
-              <w:rPr>
-                <w:rFonts w:ascii="Arial" w:cs="Arial" w:eastAsia="Arial" w:hAnsi="Arial"/>
-                <w:sz w:val="18"/>
-                <w:szCs w:val="18"/>
-                <w:rtl w:val="0"/>
-              </w:rPr>
-              <w:t xml:space="preserve">Documento de trabajo / evidencia Scrum</w:t>
-            </w:r>
-            <w:r>
-              <w:rPr>
-                <w:rtl w:val="0"/>
-              </w:rPr>
+            <w:r>
+              <w:t>Documento actualizado con HU-021 a HU-024 completadas</w:t>
             </w:r>
           </w:p>
         </w:tc>
@@ -1723,24 +1675,8 @@
             <w:vAlign w:val="center"/>
           </w:tcPr>
           <w:p>
-            <w:pPr>
-              <w:rPr>
-                <w:rFonts w:ascii="Arial" w:cs="Arial" w:eastAsia="Arial" w:hAnsi="Arial"/>
-              </w:rPr>
-            </w:pPr>
-            <w:r>
-              <w:rPr>
-                <w:rFonts w:ascii="Arial" w:cs="Arial" w:eastAsia="Arial" w:hAnsi="Arial"/>
-                <w:sz w:val="18"/>
-                <w:szCs w:val="18"/>
-                <w:rtl w:val="0"/>
-              </w:rPr>
-              <w:t xml:space="preserve">HU-007, HU-008</w:t>
-            </w:r>
-            <w:r>
-              <w:rPr>
-                <w:rtl w:val="0"/>
-              </w:rPr>
+            <w:r>
+              <w:t>HU-007, HU-008, HU-021</w:t>
             </w:r>
           </w:p>
         </w:tc>
@@ -2171,24 +2107,8 @@
             <w:vAlign w:val="center"/>
           </w:tcPr>
           <w:p>
-            <w:pPr>
-              <w:rPr>
-                <w:rFonts w:ascii="Arial" w:cs="Arial" w:eastAsia="Arial" w:hAnsi="Arial"/>
-              </w:rPr>
-            </w:pPr>
-            <w:r>
-              <w:rPr>
-                <w:rFonts w:ascii="Arial" w:cs="Arial" w:eastAsia="Arial" w:hAnsi="Arial"/>
-                <w:sz w:val="18"/>
-                <w:szCs w:val="18"/>
-                <w:rtl w:val="0"/>
-              </w:rPr>
-              <w:t xml:space="preserve">HU-009, HU-010, HU-011</w:t>
-            </w:r>
-            <w:r>
-              <w:rPr>
-                <w:rtl w:val="0"/>
-              </w:rPr>
+            <w:r>
+              <w:t>HU-009, HU-010, HU-011, HU-022, HU-023</w:t>
             </w:r>
           </w:p>
         </w:tc>
@@ -2553,6 +2473,56 @@
               <w:rPr>
                 <w:rtl w:val="0"/>
               </w:rPr>
+            </w:r>
+          </w:p>
+        </w:tc>
+      </w:tr>
+      <w:tr>
+        <w:trPr>
+          <w:cantSplit w:val="0"/>
+          <w:tblHeader w:val="0"/>
+        </w:trPr>
+        <w:tc>
+          <w:tcPr>
+            <w:shd w:fill="f7f9fb" w:val="clear"/>
+            <w:vAlign w:val="center"/>
+          </w:tcPr>
+          <w:p>
+            <w:r>
+              <w:t>EP-11</w:t>
+            </w:r>
+          </w:p>
+        </w:tc>
+        <w:tc>
+          <w:tcPr>
+            <w:shd w:fill="f7f9fb" w:val="clear"/>
+            <w:vAlign w:val="center"/>
+          </w:tcPr>
+          <w:p>
+            <w:r>
+              <w:t>Notificaciones</w:t>
+            </w:r>
+          </w:p>
+        </w:tc>
+        <w:tc>
+          <w:tcPr>
+            <w:shd w:fill="f7f9fb" w:val="clear"/>
+            <w:vAlign w:val="center"/>
+          </w:tcPr>
+          <w:p>
+            <w:r>
+              <w:t>HU-024</w:t>
+            </w:r>
+          </w:p>
+        </w:tc>
+        <w:tc>
+          <w:tcPr>
+            <w:shd w:fill="f7f9fb" w:val="clear"/>
+            <w:vAlign w:val="center"/>
+          </w:tcPr>
+          <w:p>
+            <w:r>
+              <w:t>Must</w:t>
             </w:r>
           </w:p>
         </w:tc>
@@ -2581,7 +2551,7 @@
           <w:rFonts w:ascii="Arial" w:cs="Arial" w:eastAsia="Arial" w:hAnsi="Arial"/>
           <w:rtl w:val="0"/>
         </w:rPr>
-        <w:t xml:space="preserve">Se utiliza una priorización tipo MoSCoW como apoyo visual. Las épicas que sostienen el MVP (acceso, citas, agenda, administración, lista de espera, ofertas y reasignación) se consideran Must. Operación y auditoría se consideran Should, mientras que reportes se mantiene como Could para la versión objetivo.</w:t>
+        <w:t>Se utiliza una priorización tipo MoSCoW como apoyo visual. Las épicas que sostienen el MVP (acceso, citas, agenda, administración, lista de espera, ofertas, reasignación y notificaciones) se consideran Must. Operación y auditoría se consideran Should, mientras que reportes se mantiene como Could para la versión objetivo.</w:t>
       </w:r>
       <w:r>
         <w:rPr>
@@ -2620,11 +2590,7 @@
         </w:rPr>
       </w:pPr>
       <w:r>
-        <w:rPr>
-          <w:rFonts w:ascii="Arial" w:cs="Arial" w:eastAsia="Arial" w:hAnsi="Arial"/>
-          <w:rtl w:val="0"/>
-        </w:rPr>
-        <w:t xml:space="preserve">El siguiente resumen consolida las historias definidas en CitaJusta. El detalle de criterios de aceptación se encuentra en el archivo 10_Historias_Usuario_CitaJusta.xlsx.</w:t>
+        <w:t>El siguiente resumen consolida las historias definidas en CitaJusta e incorpora HU-021 a HU-024. Los Story Points de estas historias adicionales quedan pendientes de refinamiento por el Scrum Team; el detalle de criterios de aceptación debe mantenerse sincronizado con Product Backlog, Kanban e Issues de GitHub.</w:t>
       </w:r>
     </w:p>
     <w:tbl>
@@ -6137,6 +6103,294 @@
               <w:rPr>
                 <w:rtl w:val="0"/>
               </w:rPr>
+            </w:r>
+          </w:p>
+        </w:tc>
+      </w:tr>
+      <w:tr>
+        <w:trPr>
+          <w:cantSplit w:val="0"/>
+          <w:tblHeader w:val="0"/>
+        </w:trPr>
+        <w:tc>
+          <w:tcPr>
+            <w:shd w:fill="f7f9fb" w:val="clear"/>
+            <w:vAlign w:val="center"/>
+          </w:tcPr>
+          <w:p>
+            <w:r>
+              <w:t>HU-021</w:t>
+            </w:r>
+          </w:p>
+        </w:tc>
+        <w:tc>
+          <w:tcPr>
+            <w:shd w:fill="f7f9fb" w:val="clear"/>
+            <w:vAlign w:val="center"/>
+          </w:tcPr>
+          <w:p>
+            <w:r>
+              <w:t>Lista de espera</w:t>
+            </w:r>
+          </w:p>
+        </w:tc>
+        <w:tc>
+          <w:tcPr>
+            <w:shd w:fill="f7f9fb" w:val="clear"/>
+            <w:vAlign w:val="center"/>
+          </w:tcPr>
+          <w:p>
+            <w:r>
+              <w:t>Como usuario de CitaJusta, quiero gestionar desde la Web mi participación en listas de espera y sus preferencias, para inscribirme, ajustar mis condiciones de atención y retirarme cuando corresponda.</w:t>
+            </w:r>
+          </w:p>
+        </w:tc>
+        <w:tc>
+          <w:tcPr>
+            <w:shd w:fill="f7f9fb" w:val="clear"/>
+            <w:vAlign w:val="center"/>
+          </w:tcPr>
+          <w:p>
+            <w:r>
+              <w:t>Alta</w:t>
+            </w:r>
+          </w:p>
+        </w:tc>
+        <w:tc>
+          <w:tcPr>
+            <w:shd w:fill="f7f9fb" w:val="clear"/>
+            <w:vAlign w:val="center"/>
+          </w:tcPr>
+          <w:p>
+            <w:r>
+              <w:t>Por estimar</w:t>
+            </w:r>
+          </w:p>
+        </w:tc>
+        <w:tc>
+          <w:tcPr>
+            <w:shd w:fill="f7f9fb" w:val="clear"/>
+            <w:vAlign w:val="center"/>
+          </w:tcPr>
+          <w:p>
+            <w:r>
+              <w:t>MVP</w:t>
+            </w:r>
+          </w:p>
+        </w:tc>
+      </w:tr>
+      <w:tr>
+        <w:trPr>
+          <w:cantSplit w:val="0"/>
+          <w:tblHeader w:val="0"/>
+        </w:trPr>
+        <w:tc>
+          <w:tcPr>
+            <w:shd w:fill="f7f9fb" w:val="clear"/>
+            <w:vAlign w:val="center"/>
+          </w:tcPr>
+          <w:p>
+            <w:r>
+              <w:t>HU-022</w:t>
+            </w:r>
+          </w:p>
+        </w:tc>
+        <w:tc>
+          <w:tcPr>
+            <w:shd w:fill="f7f9fb" w:val="clear"/>
+            <w:vAlign w:val="center"/>
+          </w:tcPr>
+          <w:p>
+            <w:r>
+              <w:t>Ofertas</w:t>
+            </w:r>
+          </w:p>
+        </w:tc>
+        <w:tc>
+          <w:tcPr>
+            <w:shd w:fill="f7f9fb" w:val="clear"/>
+            <w:vAlign w:val="center"/>
+          </w:tcPr>
+          <w:p>
+            <w:r>
+              <w:t>Como usuario de CitaJusta, quiero visualizar y responder desde la Web las ofertas de reasignación que reciba, para aceptar una nueva hora compatible o rechazarla de forma segura.</w:t>
+            </w:r>
+          </w:p>
+        </w:tc>
+        <w:tc>
+          <w:tcPr>
+            <w:shd w:fill="f7f9fb" w:val="clear"/>
+            <w:vAlign w:val="center"/>
+          </w:tcPr>
+          <w:p>
+            <w:r>
+              <w:t>Crítica</w:t>
+            </w:r>
+          </w:p>
+        </w:tc>
+        <w:tc>
+          <w:tcPr>
+            <w:shd w:fill="f7f9fb" w:val="clear"/>
+            <w:vAlign w:val="center"/>
+          </w:tcPr>
+          <w:p>
+            <w:r>
+              <w:t>Por estimar</w:t>
+            </w:r>
+          </w:p>
+        </w:tc>
+        <w:tc>
+          <w:tcPr>
+            <w:shd w:fill="f7f9fb" w:val="clear"/>
+            <w:vAlign w:val="center"/>
+          </w:tcPr>
+          <w:p>
+            <w:r>
+              <w:t>MVP</w:t>
+            </w:r>
+          </w:p>
+        </w:tc>
+      </w:tr>
+      <w:tr>
+        <w:trPr>
+          <w:cantSplit w:val="0"/>
+          <w:tblHeader w:val="0"/>
+        </w:trPr>
+        <w:tc>
+          <w:tcPr>
+            <w:shd w:fill="f7f9fb" w:val="clear"/>
+            <w:vAlign w:val="center"/>
+          </w:tcPr>
+          <w:p>
+            <w:r>
+              <w:t>HU-023</w:t>
+            </w:r>
+          </w:p>
+        </w:tc>
+        <w:tc>
+          <w:tcPr>
+            <w:shd w:fill="f7f9fb" w:val="clear"/>
+            <w:vAlign w:val="center"/>
+          </w:tcPr>
+          <w:p>
+            <w:r>
+              <w:t>Ofertas / Reasignación</w:t>
+            </w:r>
+          </w:p>
+        </w:tc>
+        <w:tc>
+          <w:tcPr>
+            <w:shd w:fill="f7f9fb" w:val="clear"/>
+            <w:vAlign w:val="center"/>
+          </w:tcPr>
+          <w:p>
+            <w:r>
+              <w:t>Como sistema CitaJusta, quiero expirar automáticamente las ofertas vencidas y continuar con el siguiente candidato elegible, para recuperar cupos liberados sin depender de intervención manual.</w:t>
+            </w:r>
+          </w:p>
+        </w:tc>
+        <w:tc>
+          <w:tcPr>
+            <w:shd w:fill="f7f9fb" w:val="clear"/>
+            <w:vAlign w:val="center"/>
+          </w:tcPr>
+          <w:p>
+            <w:r>
+              <w:t>Crítica</w:t>
+            </w:r>
+          </w:p>
+        </w:tc>
+        <w:tc>
+          <w:tcPr>
+            <w:shd w:fill="f7f9fb" w:val="clear"/>
+            <w:vAlign w:val="center"/>
+          </w:tcPr>
+          <w:p>
+            <w:r>
+              <w:t>Por estimar</w:t>
+            </w:r>
+          </w:p>
+        </w:tc>
+        <w:tc>
+          <w:tcPr>
+            <w:shd w:fill="f7f9fb" w:val="clear"/>
+            <w:vAlign w:val="center"/>
+          </w:tcPr>
+          <w:p>
+            <w:r>
+              <w:t>MVP</w:t>
+            </w:r>
+          </w:p>
+        </w:tc>
+      </w:tr>
+      <w:tr>
+        <w:trPr>
+          <w:cantSplit w:val="0"/>
+          <w:tblHeader w:val="0"/>
+        </w:trPr>
+        <w:tc>
+          <w:tcPr>
+            <w:shd w:fill="f7f9fb" w:val="clear"/>
+            <w:vAlign w:val="center"/>
+          </w:tcPr>
+          <w:p>
+            <w:r>
+              <w:t>HU-024</w:t>
+            </w:r>
+          </w:p>
+        </w:tc>
+        <w:tc>
+          <w:tcPr>
+            <w:shd w:fill="f7f9fb" w:val="clear"/>
+            <w:vAlign w:val="center"/>
+          </w:tcPr>
+          <w:p>
+            <w:r>
+              <w:t>Notificaciones</w:t>
+            </w:r>
+          </w:p>
+        </w:tc>
+        <w:tc>
+          <w:tcPr>
+            <w:shd w:fill="f7f9fb" w:val="clear"/>
+            <w:vAlign w:val="center"/>
+          </w:tcPr>
+          <w:p>
+            <w:r>
+              <w:t>Como usuario de CitaJusta, quiero recibir y consultar notificaciones internas sobre eventos importantes de mis citas, lista de espera y ofertas, para mantenerme informado sin depender de servicios externos.</w:t>
+            </w:r>
+          </w:p>
+        </w:tc>
+        <w:tc>
+          <w:tcPr>
+            <w:shd w:fill="f7f9fb" w:val="clear"/>
+            <w:vAlign w:val="center"/>
+          </w:tcPr>
+          <w:p>
+            <w:r>
+              <w:t>Alta</w:t>
+            </w:r>
+          </w:p>
+        </w:tc>
+        <w:tc>
+          <w:tcPr>
+            <w:shd w:fill="f7f9fb" w:val="clear"/>
+            <w:vAlign w:val="center"/>
+          </w:tcPr>
+          <w:p>
+            <w:r>
+              <w:t>Por estimar</w:t>
+            </w:r>
+          </w:p>
+        </w:tc>
+        <w:tc>
+          <w:tcPr>
+            <w:shd w:fill="f7f9fb" w:val="clear"/>
+            <w:vAlign w:val="center"/>
+          </w:tcPr>
+          <w:p>
+            <w:r>
+              <w:t>MVP</w:t>
             </w:r>
           </w:p>
         </w:tc>
@@ -6249,20 +6503,7 @@
         </w:rPr>
       </w:pPr>
       <w:r>
-        <w:rPr>
-          <w:rFonts w:ascii="Arial" w:cs="Arial" w:eastAsia="Arial" w:hAnsi="Arial"/>
-          <w:i w:val="0"/>
-          <w:iCs w:val="0"/>
-          <w:smallCaps w:val="0"/>
-          <w:strike w:val="0"/>
-          <w:sz w:val="22"/>
-          <w:szCs w:val="22"/>
-          <w:u w:val="none"/>
-          <w:shd w:fill="auto" w:val="clear"/>
-          <w:vertAlign w:val="baseline"/>
-          <w:rtl w:val="0"/>
-        </w:rPr>
-        <w:t xml:space="preserve">Los Story Points corresponden a estimaciones iniciales documentadas y deben validarse/refinarse por el Scrum Team.</w:t>
+        <w:t>Los Story Points de HU-001 a HU-020 corresponden a estimaciones documentadas previamente. HU-021, HU-022, HU-023 y HU-024 se incorporan sin asignar Story Points hasta que el Scrum Team realice su refinamiento.</w:t>
       </w:r>
     </w:p>
     <w:p>
@@ -6291,20 +6532,7 @@
         </w:rPr>
       </w:pPr>
       <w:r>
-        <w:rPr>
-          <w:rFonts w:ascii="Arial" w:cs="Arial" w:eastAsia="Arial" w:hAnsi="Arial"/>
-          <w:i w:val="0"/>
-          <w:iCs w:val="0"/>
-          <w:smallCaps w:val="0"/>
-          <w:strike w:val="0"/>
-          <w:sz w:val="22"/>
-          <w:szCs w:val="22"/>
-          <w:u w:val="none"/>
-          <w:shd w:fill="auto" w:val="clear"/>
-          <w:vertAlign w:val="baseline"/>
-          <w:rtl w:val="0"/>
-        </w:rPr>
-        <w:t xml:space="preserve">Las evidencias de GitHub y pruebas deben asociarse progresivamente a las historias implementadas.</w:t>
+        <w:t>El backend de HU-001 a HU-020 se encuentra implementado. HU-021 y HU-022 fueron completadas y validadas en Web + API + PostgreSQL; HU-023 y HU-024 también fueron completadas, validadas y mergeadas a main mediante PR #96 y PR #99 respectivamente.</w:t>
       </w:r>
     </w:p>
     <w:p>
@@ -6333,20 +6561,7 @@
         </w:rPr>
       </w:pPr>
       <w:r>
-        <w:rPr>
-          <w:rFonts w:ascii="Arial" w:cs="Arial" w:eastAsia="Arial" w:hAnsi="Arial"/>
-          <w:i w:val="0"/>
-          <w:iCs w:val="0"/>
-          <w:smallCaps w:val="0"/>
-          <w:strike w:val="0"/>
-          <w:sz w:val="22"/>
-          <w:szCs w:val="22"/>
-          <w:u w:val="none"/>
-          <w:shd w:fill="auto" w:val="clear"/>
-          <w:vertAlign w:val="baseline"/>
-          <w:rtl w:val="0"/>
-        </w:rPr>
-        <w:t xml:space="preserve">No se deben presentar como Done historias que sólo tengan una parte backend implementada si no cumplen todos sus criterios de aceptación.</w:t>
+        <w:t>Las evidencias de GitHub, Pull Requests y pruebas deben asociarse progresivamente a cada historia. El estado Done debe reflejar cumplimiento verificable del alcance declarado, no sólo una implementación parcial.</w:t>
       </w:r>
     </w:p>
     <w:sectPr>
